--- a/正则表达式引擎系统设计文档.docx
+++ b/正则表达式引擎系统设计文档.docx
@@ -4,16 +4,12 @@
   <w:body>
     <w:p>
       <w:pPr>
-        <w:spacing w:before="0" w:after="120" w:line="264" w:lineRule="auto"/>
+        <w:pStyle w:val="4"/>
+        <w:bidi w:val="0"/>
       </w:pPr>
+      <w:bookmarkStart w:id="0" w:name="_GoBack"/>
+      <w:bookmarkEnd w:id="0"/>
       <w:r>
-        <w:rPr>
-          <w:rFonts w:ascii="Calibri" w:hAnsi="Calibri" w:eastAsia="微软雅黑"/>
-          <w:b/>
-          <w:i w:val="0"/>
-          <w:color w:val="555555"/>
-          <w:sz w:val="24"/>
-        </w:rPr>
         <w:t>系统设计文档</w:t>
       </w:r>
     </w:p>
@@ -4972,12 +4968,6 @@
             <w:insideH w:val="single" w:color="auto" w:sz="4" w:space="0"/>
             <w:insideV w:val="single" w:color="auto" w:sz="4" w:space="0"/>
           </w:tblBorders>
-          <w:tblCellMar>
-            <w:top w:w="0" w:type="dxa"/>
-            <w:left w:w="108" w:type="dxa"/>
-            <w:bottom w:w="0" w:type="dxa"/>
-            <w:right w:w="108" w:type="dxa"/>
-          </w:tblCellMar>
         </w:tblPrEx>
         <w:tc>
           <w:tcPr>
@@ -9424,13 +9414,12 @@
       <w:pPr>
         <w:pStyle w:val="16"/>
         <w:numPr>
+          <w:ilvl w:val="0"/>
           <w:numId w:val="0"/>
         </w:numPr>
         <w:spacing w:after="160" w:line="280" w:lineRule="auto"/>
         <w:ind w:left="360" w:leftChars="0"/>
       </w:pPr>
-      <w:bookmarkStart w:id="0" w:name="_GoBack"/>
-      <w:bookmarkEnd w:id="0"/>
     </w:p>
     <w:sectPr>
       <w:headerReference r:id="rId5" w:type="default"/>
